--- a/docs/02-技术方案/myMemory_技术方案与页面原型规划（人工修改稿）.docx
+++ b/docs/02-技术方案/myMemory_技术方案与页面原型规划（人工修改稿）.docx
@@ -1,6 +1,6 @@
 
 <file path=word/document.xml><?xml version="1.0" encoding="utf-8"?>
-<w:document xmlns:w="http://schemas.openxmlformats.org/wordprocessingml/2006/main">
+<w:document xmlns:w="http://schemas.openxmlformats.org/wordprocessingml/2006/main" xmlns:r="http://schemas.openxmlformats.org/officeDocument/2006/relationships" xmlns:wp="http://schemas.openxmlformats.org/drawingml/2006/wordprocessingDrawing" xmlns:a="http://schemas.openxmlformats.org/drawingml/2006/main" xmlns:pic="http://schemas.openxmlformats.org/drawingml/2006/picture">
   <w:body>
     <w:p>
       <w:pPr>
@@ -21,7 +21,7 @@
     <w:p>
       <w:pPr>
         <w:jc w:val="center"/>
-        <w:spacing w:before="0" w:after="260" w:line="360" w:lineRule="auto"/>
+        <w:spacing w:before="0" w:after="200" w:line="360" w:lineRule="auto"/>
       </w:pPr>
       <w:r>
         <w:rPr>
@@ -30,7 +30,7 @@
           <w:color w:val="617083"/>
           <w:sz w:val="26"/>
         </w:rPr>
-        <w:t xml:space="preserve">技术方案与页面原型规划</w:t>
+        <w:t xml:space="preserve">技术方案与页面原型规划（人工修改稿）</w:t>
       </w:r>
     </w:p>
     <w:p>
@@ -44,24 +44,7 @@
           <w:color w:val="617083"/>
           <w:sz w:val="20"/>
         </w:rPr>
-        <w:t xml:space="preserve">网页微缩版 · 技术规划 v1.0</w:t>
-      </w:r>
-    </w:p>
-    <w:p>
-      <w:pPr>
-        <w:pStyle w:val="Heading1"/>
-        <w:spacing w:before="280" w:after="140" w:line="360" w:lineRule="auto"/>
-      </w:pPr>
-      <w:r>
-        <w:rPr>
-          <w:rFonts w:ascii="Microsoft YaHei" w:hAnsi="Microsoft YaHei" w:eastAsia="Microsoft YaHei"/>
-          <w:b/>
-          <w:color w:val="193B59"/>
-          <w:sz w:val="30"/>
-        </w:rPr>
-        <w:t xml:space="preserve">myMemory</w:t>
-        <w:br/>
-        <w:t>口述记录生成传记系统</w:t>
+        <w:t xml:space="preserve">网页微缩版 · 技术规划 v1.0（人工修订定稿）｜依据：《PRD（人工修改版）》　|　状态：定稿　|　用途：开发前置方案</w:t>
       </w:r>
     </w:p>
     <w:p>
@@ -687,7 +670,7 @@
           <w:rFonts w:ascii="Microsoft YaHei" w:hAnsi="Microsoft YaHei" w:eastAsia="Microsoft YaHei"/>
           <w:sz w:val="20"/>
         </w:rPr>
-        <w:t xml:space="preserve">1. 在语音识别或 AI 服务不可用时，产品仍可作为“本地录音 + 文本编辑 + 文档导出”工具独立运行。</w:t>
+        <w:t xml:space="preserve">2. 在语音识别或 AI 服务不可用时，产品仍可作为“本地录音 + 文本编辑 + 文档导出”工具独立运行。</w:t>
       </w:r>
     </w:p>
     <w:p>
@@ -699,7 +682,7 @@
           <w:rFonts w:ascii="Microsoft YaHei" w:hAnsi="Microsoft YaHei" w:eastAsia="Microsoft YaHei"/>
           <w:sz w:val="20"/>
         </w:rPr>
-        <w:t xml:space="preserve">1. 用户数据默认保留在本地，密钥与外部调用集中在后端，前端不接触任何凭据。</w:t>
+        <w:t xml:space="preserve">3. 用户数据默认保留在本地，密钥与外部调用集中在后端，前端不接触任何凭据。</w:t>
       </w:r>
     </w:p>
     <w:p>
@@ -711,7 +694,7 @@
           <w:rFonts w:ascii="Microsoft YaHei" w:hAnsi="Microsoft YaHei" w:eastAsia="Microsoft YaHei"/>
           <w:sz w:val="20"/>
         </w:rPr>
-        <w:t xml:space="preserve">1. 核心逻辑可测试、可回放，异常路径不丢失用户已有内容。</w:t>
+        <w:t xml:space="preserve">4. 核心逻辑可测试、可回放，异常路径不丢失用户已有内容。</w:t>
       </w:r>
     </w:p>
     <w:p>
@@ -3418,7 +3401,7 @@
                 <w:rFonts w:ascii="Microsoft YaHei" w:hAnsi="Microsoft YaHei" w:eastAsia="Microsoft YaHei"/>
                 <w:sz w:val="18"/>
               </w:rPr>
-              <w:t xml:space="preserve">web/　server/　docs/　README.md　.gitignore</w:t>
+              <w:t xml:space="preserve">web/ server/ docs/ README.md .gitignore</w:t>
             </w:r>
           </w:p>
         </w:tc>
@@ -3489,7 +3472,7 @@
                 <w:rFonts w:ascii="Microsoft YaHei" w:hAnsi="Microsoft YaHei" w:eastAsia="Microsoft YaHei"/>
                 <w:sz w:val="18"/>
               </w:rPr>
-              <w:t xml:space="preserve">src/　public/　index.html　package.json　vite.config.ts　tsconfig.json</w:t>
+              <w:t xml:space="preserve">src/ public/ index.html package.json vite.config.ts tsconfig.json</w:t>
             </w:r>
           </w:p>
         </w:tc>
@@ -3560,7 +3543,7 @@
                 <w:rFonts w:ascii="Microsoft YaHei" w:hAnsi="Microsoft YaHei" w:eastAsia="Microsoft YaHei"/>
                 <w:sz w:val="18"/>
               </w:rPr>
-              <w:t xml:space="preserve">views/　components/　stores/　services/　db/　types/　utils/　router/　styles/</w:t>
+              <w:t xml:space="preserve">views/ components/ stores/ services/ db/ types/ utils/ router/ styles/</w:t>
             </w:r>
           </w:p>
         </w:tc>
@@ -3631,7 +3614,7 @@
                 <w:rFonts w:ascii="Microsoft YaHei" w:hAnsi="Microsoft YaHei" w:eastAsia="Microsoft YaHei"/>
                 <w:sz w:val="18"/>
               </w:rPr>
-              <w:t xml:space="preserve">Endpoints/　Services/　Models/　Program.cs　appsettings.json　appsettings.Example.json</w:t>
+              <w:t xml:space="preserve">Endpoints/ Services/ Models/ Program.cs appsettings.json appsettings.Example.json</w:t>
             </w:r>
           </w:p>
         </w:tc>
@@ -3702,7 +3685,7 @@
                 <w:rFonts w:ascii="Microsoft YaHei" w:hAnsi="Microsoft YaHei" w:eastAsia="Microsoft YaHei"/>
                 <w:sz w:val="18"/>
               </w:rPr>
-              <w:t xml:space="preserve">prd/　tech/　risk/</w:t>
+              <w:t xml:space="preserve">prd/ tech/ risk/</w:t>
             </w:r>
           </w:p>
         </w:tc>
@@ -6553,7 +6536,7 @@
           <w:rFonts w:ascii="Microsoft YaHei" w:hAnsi="Microsoft YaHei" w:eastAsia="Microsoft YaHei"/>
           <w:sz w:val="20"/>
         </w:rPr>
-        <w:t xml:space="preserve">1. 点击“开始录音”，浏览器请求麦克风权限；被拒绝时提示重新授权方法。</w:t>
+        <w:t xml:space="preserve">2. 点击“开始录音”，浏览器请求麦克风权限；被拒绝时提示重新授权方法。</w:t>
       </w:r>
     </w:p>
     <w:p>
@@ -6565,7 +6548,7 @@
           <w:rFonts w:ascii="Microsoft YaHei" w:hAnsi="Microsoft YaHei" w:eastAsia="Microsoft YaHei"/>
           <w:sz w:val="20"/>
         </w:rPr>
-        <w:t xml:space="preserve">1. 录音中显示“正在录音”与已录时长，可暂停与继续。</w:t>
+        <w:t xml:space="preserve">3. 录音中显示“正在录音”与已录时长，可暂停与继续。</w:t>
       </w:r>
     </w:p>
     <w:p>
@@ -6577,7 +6560,7 @@
           <w:rFonts w:ascii="Microsoft YaHei" w:hAnsi="Microsoft YaHei" w:eastAsia="Microsoft YaHei"/>
           <w:sz w:val="20"/>
         </w:rPr>
-        <w:t xml:space="preserve">1. 点击“结束录音”，生成本地音频对象，显示时长。</w:t>
+        <w:t xml:space="preserve">4. 点击“结束录音”，生成本地音频对象，显示时长。</w:t>
       </w:r>
     </w:p>
     <w:p>
@@ -6589,7 +6572,7 @@
           <w:rFonts w:ascii="Microsoft YaHei" w:hAnsi="Microsoft YaHei" w:eastAsia="Microsoft YaHei"/>
           <w:sz w:val="20"/>
         </w:rPr>
-        <w:t xml:space="preserve">1. 用户可播放试听，选择“重新录制”或“确认录音”。</w:t>
+        <w:t xml:space="preserve">5. 用户可播放试听，选择“重新录制”或“确认录音”。</w:t>
       </w:r>
     </w:p>
     <w:p>
@@ -6601,7 +6584,7 @@
           <w:rFonts w:ascii="Microsoft YaHei" w:hAnsi="Microsoft YaHei" w:eastAsia="Microsoft YaHei"/>
           <w:sz w:val="20"/>
         </w:rPr>
-        <w:t xml:space="preserve">1. 确认后写入本地存储，生成片段序号与状态。</w:t>
+        <w:t xml:space="preserve">6. 确认后写入本地存储，生成片段序号与状态。</w:t>
       </w:r>
     </w:p>
     <w:p>
@@ -6640,7 +6623,7 @@
           <w:rFonts w:ascii="Microsoft YaHei" w:hAnsi="Microsoft YaHei" w:eastAsia="Microsoft YaHei"/>
           <w:sz w:val="20"/>
         </w:rPr>
-        <w:t xml:space="preserve">1. 后端调用外部语音识别服务，返回原始转写文本，前端仅新增该字段。</w:t>
+        <w:t xml:space="preserve">2. 后端调用外部语音识别服务，返回原始转写文本，前端仅新增该字段。</w:t>
       </w:r>
     </w:p>
     <w:p>
@@ -6652,7 +6635,7 @@
           <w:rFonts w:ascii="Microsoft YaHei" w:hAnsi="Microsoft YaHei" w:eastAsia="Microsoft YaHei"/>
           <w:sz w:val="20"/>
         </w:rPr>
-        <w:t xml:space="preserve">1. 转写结果为空或异常时提示重录或更换音频，原音频保留。</w:t>
+        <w:t xml:space="preserve">3. 转写结果为空或异常时提示重录或更换音频，原音频保留。</w:t>
       </w:r>
     </w:p>
     <w:p>
@@ -6664,7 +6647,7 @@
           <w:rFonts w:ascii="Microsoft YaHei" w:hAnsi="Microsoft YaHei" w:eastAsia="Microsoft YaHei"/>
           <w:sz w:val="20"/>
         </w:rPr>
-        <w:t xml:space="preserve">1. 用户点击“生成传记初稿”，前端提交原始转写文本（汇总全部已转写片段）。</w:t>
+        <w:t xml:space="preserve">4. 用户点击“生成传记初稿”，前端提交原始转写文本（汇总全部已转写片段）。</w:t>
       </w:r>
     </w:p>
     <w:p>
@@ -6676,7 +6659,7 @@
           <w:rFonts w:ascii="Microsoft YaHei" w:hAnsi="Microsoft YaHei" w:eastAsia="Microsoft YaHei"/>
           <w:sz w:val="20"/>
         </w:rPr>
-        <w:t xml:space="preserve">1. 后端按固定提示词约束调用 AI，返回润色文本。</w:t>
+        <w:t xml:space="preserve">5. 后端按固定提示词约束调用 AI，返回润色文本。</w:t>
       </w:r>
     </w:p>
     <w:p>
@@ -6688,7 +6671,7 @@
           <w:rFonts w:ascii="Microsoft YaHei" w:hAnsi="Microsoft YaHei" w:eastAsia="Microsoft YaHei"/>
           <w:sz w:val="20"/>
         </w:rPr>
-        <w:t xml:space="preserve">1. 页面分区展示“原始转写文本”和“AI 润色文本”，并提示核对事实。</w:t>
+        <w:t xml:space="preserve">6. 页面分区展示“原始转写文本”和“AI 润色文本”，并提示核对事实。</w:t>
       </w:r>
     </w:p>
     <w:p>
@@ -6739,7 +6722,7 @@
           <w:rFonts w:ascii="Microsoft YaHei" w:hAnsi="Microsoft YaHei" w:eastAsia="Microsoft YaHei"/>
           <w:sz w:val="20"/>
         </w:rPr>
-        <w:t xml:space="preserve">1. 合并时按序号拼接各片段转写文本，片段之间以分隔标记区分。</w:t>
+        <w:t xml:space="preserve">2. 合并时按序号拼接各片段转写文本，片段之间以分隔标记区分。</w:t>
       </w:r>
     </w:p>
     <w:p>
@@ -6751,7 +6734,7 @@
           <w:rFonts w:ascii="Microsoft YaHei" w:hAnsi="Microsoft YaHei" w:eastAsia="Microsoft YaHei"/>
           <w:sz w:val="20"/>
         </w:rPr>
-        <w:t xml:space="preserve">1. 提示词要求 AI 保持时间顺序与事实一致，不得改变片段之间的逻辑关系。</w:t>
+        <w:t xml:space="preserve">3. 提示词要求 AI 保持时间顺序与事实一致，不得改变片段之间的逻辑关系。</w:t>
       </w:r>
     </w:p>
     <w:p>
@@ -6763,7 +6746,7 @@
           <w:rFonts w:ascii="Microsoft YaHei" w:hAnsi="Microsoft YaHei" w:eastAsia="Microsoft YaHei"/>
           <w:sz w:val="20"/>
         </w:rPr>
-        <w:t xml:space="preserve">1. 用户可删除单个片段；删除后序号重排并提示重新生成初稿。</w:t>
+        <w:t xml:space="preserve">4. 用户可删除单个片段；删除后序号重排并提示重新生成初稿。</w:t>
       </w:r>
     </w:p>
     <w:p>
@@ -6802,7 +6785,7 @@
           <w:rFonts w:ascii="Microsoft YaHei" w:hAnsi="Microsoft YaHei" w:eastAsia="Microsoft YaHei"/>
           <w:sz w:val="20"/>
         </w:rPr>
-        <w:t xml:space="preserve">1. 用户修改后点击“保存内容”，写入本地存储并更新时间。</w:t>
+        <w:t xml:space="preserve">2. 用户修改后点击“保存内容”，写入本地存储并更新时间。</w:t>
       </w:r>
     </w:p>
     <w:p>
@@ -6814,7 +6797,7 @@
           <w:rFonts w:ascii="Microsoft YaHei" w:hAnsi="Microsoft YaHei" w:eastAsia="Microsoft YaHei"/>
           <w:sz w:val="20"/>
         </w:rPr>
-        <w:t xml:space="preserve">1. 保存成功显示“内容已保存”，失败显示“保存失败，请稍后重试”。</w:t>
+        <w:t xml:space="preserve">3. 保存成功显示“内容已保存”，失败显示“保存失败，请稍后重试”。</w:t>
       </w:r>
     </w:p>
     <w:p>
@@ -6826,7 +6809,7 @@
           <w:rFonts w:ascii="Microsoft YaHei" w:hAnsi="Microsoft YaHei" w:eastAsia="Microsoft YaHei"/>
           <w:sz w:val="20"/>
         </w:rPr>
-        <w:t xml:space="preserve">1. 存在未保存改动时离开页面，弹出确认并在用户确认后丢弃。</w:t>
+        <w:t xml:space="preserve">4. 存在未保存改动时离开页面，弹出确认并在用户确认后丢弃。</w:t>
       </w:r>
     </w:p>
     <w:p>
@@ -6865,7 +6848,7 @@
           <w:rFonts w:ascii="Microsoft YaHei" w:hAnsi="Microsoft YaHei" w:eastAsia="Microsoft YaHei"/>
           <w:sz w:val="20"/>
         </w:rPr>
-        <w:t xml:space="preserve">1. 校验失败时提示用户先补齐或先保存，不进入生成环节。</w:t>
+        <w:t xml:space="preserve">2. 校验失败时提示用户先补齐或先保存，不进入生成环节。</w:t>
       </w:r>
     </w:p>
     <w:p>
@@ -6877,7 +6860,7 @@
           <w:rFonts w:ascii="Microsoft YaHei" w:hAnsi="Microsoft YaHei" w:eastAsia="Microsoft YaHei"/>
           <w:sz w:val="20"/>
         </w:rPr>
-        <w:t xml:space="preserve">1. 通过后由后端组装 DOCX（标题、正文、创建时间、基本段落结构）。</w:t>
+        <w:t xml:space="preserve">3. 通过后由后端组装 DOCX（标题、正文、创建时间、基本段落结构）。</w:t>
       </w:r>
     </w:p>
     <w:p>
@@ -6889,7 +6872,7 @@
           <w:rFonts w:ascii="Microsoft YaHei" w:hAnsi="Microsoft YaHei" w:eastAsia="Microsoft YaHei"/>
           <w:sz w:val="20"/>
         </w:rPr>
-        <w:t xml:space="preserve">1. 浏览器触发下载，页面提示“文档已导出，请在下载目录中查看”。</w:t>
+        <w:t xml:space="preserve">4. 浏览器触发下载，页面提示“文档已导出，请在下载目录中查看”。</w:t>
       </w:r>
     </w:p>
     <w:p>
@@ -6928,7 +6911,7 @@
           <w:rFonts w:ascii="Microsoft YaHei" w:hAnsi="Microsoft YaHei" w:eastAsia="Microsoft YaHei"/>
           <w:sz w:val="20"/>
         </w:rPr>
-        <w:t xml:space="preserve">1. 弹出二次确认，明确说明将同时删除音频、原始转写与润色文本。</w:t>
+        <w:t xml:space="preserve">2. 弹出二次确认，明确说明将同时删除音频、原始转写与润色文本。</w:t>
       </w:r>
     </w:p>
     <w:p>
@@ -6940,7 +6923,7 @@
           <w:rFonts w:ascii="Microsoft YaHei" w:hAnsi="Microsoft YaHei" w:eastAsia="Microsoft YaHei"/>
           <w:sz w:val="20"/>
         </w:rPr>
-        <w:t xml:space="preserve">1. 确认后清除本地数据并刷新列表，显示“记录已删除”。</w:t>
+        <w:t xml:space="preserve">3. 确认后清除本地数据并刷新列表，显示“记录已删除”。</w:t>
       </w:r>
     </w:p>
     <w:p>
@@ -10419,7 +10402,7 @@
           <w:rFonts w:ascii="Microsoft YaHei" w:hAnsi="Microsoft YaHei" w:eastAsia="Microsoft YaHei"/>
           <w:sz w:val="20"/>
         </w:rPr>
-        <w:t xml:space="preserve">1. 用户编辑结果以润色字段为准，原始转写文本仅作参照。</w:t>
+        <w:t xml:space="preserve">2. 用户编辑结果以润色字段为准，原始转写文本仅作参照。</w:t>
       </w:r>
     </w:p>
     <w:p>
@@ -10431,7 +10414,7 @@
           <w:rFonts w:ascii="Microsoft YaHei" w:hAnsi="Microsoft YaHei" w:eastAsia="Microsoft YaHei"/>
           <w:sz w:val="20"/>
         </w:rPr>
-        <w:t xml:space="preserve">1. 第一版不做历史版本，更新时间只表示最近一次修改。</w:t>
+        <w:t xml:space="preserve">3. 第一版不做历史版本，更新时间只表示最近一次修改。</w:t>
       </w:r>
     </w:p>
     <w:p>
@@ -10443,7 +10426,7 @@
           <w:rFonts w:ascii="Microsoft YaHei" w:hAnsi="Microsoft YaHei" w:eastAsia="Microsoft YaHei"/>
           <w:sz w:val="20"/>
         </w:rPr>
-        <w:t xml:space="preserve">1. 删除记录时级联删除其全部片段与音频。</w:t>
+        <w:t xml:space="preserve">4. 删除记录时级联删除其全部片段与音频。</w:t>
       </w:r>
     </w:p>
     <w:p>
@@ -15197,7 +15180,7 @@
           <w:rFonts w:ascii="Microsoft YaHei" w:hAnsi="Microsoft YaHei" w:eastAsia="Microsoft YaHei"/>
           <w:sz w:val="20"/>
         </w:rPr>
-        <w:t xml:space="preserve">1. 可完成一次或多次录音，显示时长，可暂停、继续、结束、播放与重新录制。</w:t>
+        <w:t xml:space="preserve">2. 可完成一次或多次录音，显示时长，可暂停、继续、结束、播放与重新录制。</w:t>
       </w:r>
     </w:p>
     <w:p>
@@ -15209,7 +15192,7 @@
           <w:rFonts w:ascii="Microsoft YaHei" w:hAnsi="Microsoft YaHei" w:eastAsia="Microsoft YaHei"/>
           <w:sz w:val="20"/>
         </w:rPr>
-        <w:t xml:space="preserve">1. 刷新或重新打开页面后，记录与音频仍然存在。</w:t>
+        <w:t xml:space="preserve">3. 刷新或重新打开页面后，记录与音频仍然存在。</w:t>
       </w:r>
     </w:p>
     <w:p>
@@ -15221,7 +15204,7 @@
           <w:rFonts w:ascii="Microsoft YaHei" w:hAnsi="Microsoft YaHei" w:eastAsia="Microsoft YaHei"/>
           <w:sz w:val="20"/>
         </w:rPr>
-        <w:t xml:space="preserve">1. 可对音频执行转写，得到原始转写文本，且原文不被润色结果覆盖。</w:t>
+        <w:t xml:space="preserve">4. 可对音频执行转写，得到原始转写文本，且原文不被润色结果覆盖。</w:t>
       </w:r>
     </w:p>
     <w:p>
@@ -15233,7 +15216,7 @@
           <w:rFonts w:ascii="Microsoft YaHei" w:hAnsi="Microsoft YaHei" w:eastAsia="Microsoft YaHei"/>
           <w:sz w:val="20"/>
         </w:rPr>
-        <w:t xml:space="preserve">1. 可生成 AI 传记初稿，可对多段口述合并生成。</w:t>
+        <w:t xml:space="preserve">5. 可生成 AI 传记初稿，可对多段口述合并生成。</w:t>
       </w:r>
     </w:p>
     <w:p>
@@ -15245,7 +15228,7 @@
           <w:rFonts w:ascii="Microsoft YaHei" w:hAnsi="Microsoft YaHei" w:eastAsia="Microsoft YaHei"/>
           <w:sz w:val="20"/>
         </w:rPr>
-        <w:t xml:space="preserve">1. 可编辑标题与正文并保存，离开页面前有未保存提示。</w:t>
+        <w:t xml:space="preserve">6. 可编辑标题与正文并保存，离开页面前有未保存提示。</w:t>
       </w:r>
     </w:p>
     <w:p>
@@ -15257,7 +15240,7 @@
           <w:rFonts w:ascii="Microsoft YaHei" w:hAnsi="Microsoft YaHei" w:eastAsia="Microsoft YaHei"/>
           <w:sz w:val="20"/>
         </w:rPr>
-        <w:t xml:space="preserve">1. 可导出包含标题与正文的 DOCX，且文件能被正常打开。</w:t>
+        <w:t xml:space="preserve">7. 可导出包含标题与正文的 DOCX，且文件能被正常打开。</w:t>
       </w:r>
     </w:p>
     <w:p>
@@ -15269,7 +15252,7 @@
           <w:rFonts w:ascii="Microsoft YaHei" w:hAnsi="Microsoft YaHei" w:eastAsia="Microsoft YaHei"/>
           <w:sz w:val="20"/>
         </w:rPr>
-        <w:t xml:space="preserve">1. 上述任一环节失败时，已有内容不被覆盖或丢失，并提供重试入口。</w:t>
+        <w:t xml:space="preserve">8. 上述任一环节失败时，已有内容不被覆盖或丢失，并提供重试入口。</w:t>
       </w:r>
     </w:p>
     <w:p>
@@ -15434,7 +15417,7 @@
           <w:rFonts w:ascii="Microsoft YaHei" w:hAnsi="Microsoft YaHei" w:eastAsia="Microsoft YaHei"/>
           <w:sz w:val="20"/>
         </w:rPr>
-        <w:t xml:space="preserve">1. 录制第一段童年经历，播放确认后录入成功。</w:t>
+        <w:t xml:space="preserve">2. 录制第一段童年经历，播放确认后录入成功。</w:t>
       </w:r>
     </w:p>
     <w:p>
@@ -15446,7 +15429,7 @@
           <w:rFonts w:ascii="Microsoft YaHei" w:hAnsi="Microsoft YaHei" w:eastAsia="Microsoft YaHei"/>
           <w:sz w:val="20"/>
         </w:rPr>
-        <w:t xml:space="preserve">1. 追加第二段工作经历，展示多段顺序。</w:t>
+        <w:t xml:space="preserve">3. 追加第二段工作经历，展示多段顺序。</w:t>
       </w:r>
     </w:p>
     <w:p>
@@ -15458,7 +15441,7 @@
           <w:rFonts w:ascii="Microsoft YaHei" w:hAnsi="Microsoft YaHei" w:eastAsia="Microsoft YaHei"/>
           <w:sz w:val="20"/>
         </w:rPr>
-        <w:t xml:space="preserve">1. 执行转写，展示原始转写文本。</w:t>
+        <w:t xml:space="preserve">4. 执行转写，展示原始转写文本。</w:t>
       </w:r>
     </w:p>
     <w:p>
@@ -15470,7 +15453,7 @@
           <w:rFonts w:ascii="Microsoft YaHei" w:hAnsi="Microsoft YaHei" w:eastAsia="Microsoft YaHei"/>
           <w:sz w:val="20"/>
         </w:rPr>
-        <w:t xml:space="preserve">1. 生成传记初稿，展示与原文的区分与事实提示。</w:t>
+        <w:t xml:space="preserve">5. 生成传记初稿，展示与原文的区分与事实提示。</w:t>
       </w:r>
     </w:p>
     <w:p>
@@ -15482,7 +15465,7 @@
           <w:rFonts w:ascii="Microsoft YaHei" w:hAnsi="Microsoft YaHei" w:eastAsia="Microsoft YaHei"/>
           <w:sz w:val="20"/>
         </w:rPr>
-        <w:t xml:space="preserve">1. 修改标题与正文并保存，刷新页面确认内容仍在。</w:t>
+        <w:t xml:space="preserve">6. 修改标题与正文并保存，刷新页面确认内容仍在。</w:t>
       </w:r>
     </w:p>
     <w:p>
@@ -15494,7 +15477,7 @@
           <w:rFonts w:ascii="Microsoft YaHei" w:hAnsi="Microsoft YaHei" w:eastAsia="Microsoft YaHei"/>
           <w:sz w:val="20"/>
         </w:rPr>
-        <w:t xml:space="preserve">1. 导出 DOCX 并当场打开，确认标题与正文正确。</w:t>
+        <w:t xml:space="preserve">7. 导出 DOCX 并当场打开，确认标题与正文正确。</w:t>
       </w:r>
     </w:p>
     <w:p>
@@ -15506,7 +15489,7 @@
           <w:rFonts w:ascii="Microsoft YaHei" w:hAnsi="Microsoft YaHei" w:eastAsia="Microsoft YaHei"/>
           <w:sz w:val="20"/>
         </w:rPr>
-        <w:t xml:space="preserve">1. 演示一次失败场景（例如断开后端后转写），确认内容未丢失且有重试入口。</w:t>
+        <w:t xml:space="preserve">8. 演示一次失败场景（例如断开后端后转写），确认内容未丢失且有重试入口。</w:t>
       </w:r>
     </w:p>
     <w:p>
@@ -15545,7 +15528,7 @@
           <w:rFonts w:ascii="Microsoft YaHei" w:hAnsi="Microsoft YaHei" w:eastAsia="Microsoft YaHei"/>
           <w:sz w:val="20"/>
         </w:rPr>
-        <w:t xml:space="preserve">1. 朗读能力：把传记正文朗读出来，方便老人核对内容。</w:t>
+        <w:t xml:space="preserve">2. 朗读能力：把传记正文朗读出来，方便老人核对内容。</w:t>
       </w:r>
     </w:p>
     <w:p>
@@ -15557,7 +15540,7 @@
           <w:rFonts w:ascii="Microsoft YaHei" w:hAnsi="Microsoft YaHei" w:eastAsia="Microsoft YaHei"/>
           <w:sz w:val="20"/>
         </w:rPr>
-        <w:t xml:space="preserve">1. 口语校对辅助：标记疑似识别错误的句子，引导用户重点核对。</w:t>
+        <w:t xml:space="preserve">3. 口语校对辅助：标记疑似识别错误的句子，引导用户重点核对。</w:t>
       </w:r>
     </w:p>
     <w:p>
@@ -15569,7 +15552,7 @@
           <w:rFonts w:ascii="Microsoft YaHei" w:hAnsi="Microsoft YaHei" w:eastAsia="Microsoft YaHei"/>
           <w:sz w:val="20"/>
         </w:rPr>
-        <w:t xml:space="preserve">1. 账号与跨设备同步：在本地优先架构之上增加可选同步，需重新评估隐私说明。</w:t>
+        <w:t xml:space="preserve">4. 账号与跨设备同步：在本地优先架构之上增加可选同步，需重新评估隐私说明。</w:t>
       </w:r>
     </w:p>
     <w:p>
@@ -15581,7 +15564,7 @@
           <w:rFonts w:ascii="Microsoft YaHei" w:hAnsi="Microsoft YaHei" w:eastAsia="Microsoft YaHei"/>
           <w:sz w:val="20"/>
         </w:rPr>
-        <w:t xml:space="preserve">1. 历史版本：在用户明确需要时引入轻量版本记录，用于找回旧稿。</w:t>
+        <w:t xml:space="preserve">5. 历史版本：在用户明确需要时引入轻量版本记录，用于找回旧稿。</w:t>
       </w:r>
     </w:p>
     <w:p>
@@ -15593,7 +15576,7 @@
           <w:rFonts w:ascii="Microsoft YaHei" w:hAnsi="Microsoft YaHei" w:eastAsia="Microsoft YaHei"/>
           <w:sz w:val="20"/>
         </w:rPr>
-        <w:t xml:space="preserve">1. 辅助输入：提供关键词提示卡片，帮助用户回忆与组织讲述内容。</w:t>
+        <w:t xml:space="preserve">6. 辅助输入：提供关键词提示卡片，帮助用户回忆与组织讲述内容。</w:t>
       </w:r>
     </w:p>
     <w:sectPr>
